--- a/hangszoveg/balatonboglar_hangszoveg.docx
+++ b/hangszoveg/balatonboglar_hangszoveg.docx
@@ -4,7 +4,19 @@
   <w:body>
     <w:p>
       <w:r>
-        <w:t>A balatonboglári állomást a Déli Vasúttársaság építette, jellegzetes, első osztályú felvételi épületként, majd később bővítették és átalakították. Az utcai homlokzat ma is tükrözi a régi stílust, míg a belső tér modern használatú elemekkel egészül ki. Az állomás ma is aktív, hétköznap és hétvégén egyaránt személyforgalmi létesítményként működik. A 2022 - 2025 közötti balatoni vasútállomások felújítási programja keretében a boglári épület is fejlesztés alatt áll. Cél a történeti hangulat megőrzése mellett a huszonegy századi utasélmény biztosítása, beleértve a peronok rendezését és az utasterek korszerűsítését. Összességében a balatonboglári állomás egy autentikus, klasszikus vonalvezetésű vasútépület, amely egyszerre tiszteleg a múlt előtt és illeszkedik a modern elvárásokhoz, ideális példája annak, hogyan lehet ötvözni az építészeti örökséget a korszerű szolgáltatásokkal.</w:t>
+        <w:t xml:space="preserve">A balatonboglári állomást a Déli Vasúttársaság építette, jellegzetes, első osztályú felvételi épületként, majd később bővítették és átalakították. Az utcai homlokzat ma is tükrözi a régi stílust, míg a belső tér modern használatú elemekkel egészül ki. Az állomás ma is aktív, hétköznap és hétvégén egyaránt személyforgalmi létesítményként működik. A </w:t>
+      </w:r>
+      <w:r>
+        <w:t>kétezer-huszonkettő és kétezer-huszonöt</w:t>
+      </w:r>
+      <w:r>
+        <w:t xml:space="preserve"> közötti balatoni vasútállomások felújítási programja keretében a boglári épület is fejlesztés alatt áll. Cél a történeti hangulat megőrzése mellett a huszonegy</w:t>
+      </w:r>
+      <w:r>
+        <w:t>edik</w:t>
+      </w:r>
+      <w:r>
+        <w:t xml:space="preserve"> századi utasélmény biztosítása, beleértve a peronok rendezését és az utasterek korszerűsítését. Összességében a balatonboglári állomás egy autentikus, klasszikus vonalvezetésű vasútépület, amely egyszerre tiszteleg a múlt előtt és illeszkedik a modern elvárásokhoz, ideális példája annak, hogyan lehet ötvözni az építészeti örökséget a korszerű szolgáltatásokkal.</w:t>
       </w:r>
     </w:p>
     <w:sectPr>
@@ -620,6 +632,7 @@
   <w:style w:type="character" w:default="1" w:styleId="Bekezdsalapbettpusa">
     <w:name w:val="Default Paragraph Font"/>
     <w:uiPriority w:val="1"/>
+    <w:semiHidden/>
     <w:unhideWhenUsed/>
   </w:style>
   <w:style w:type="table" w:default="1" w:styleId="Normltblzat">
